--- a/docs/交付材料/跌倒风险预测系统_系统设计与技术开发文档_V1.4.docx
+++ b/docs/交付材料/跌倒风险预测系统_系统设计与技术开发文档_V1.4.docx
@@ -1964,94 +1964,72 @@
           <w14:ligatures w14:val="standardContextual"/>
         </w:rPr>
       </w:pPr>
-      <w:hyperlink w:anchor="_Toc238569212" w:history="1">
-        <w:r>
-          <w:rPr>
-            <w:rStyle w:val="aff9"/>
-            <w:rFonts w:ascii="Arial" w:eastAsia="黑体" w:hAnsi="Arial" w:cs="Arial"/>
-            <w:noProof/>
-          </w:rPr>
-          <w:t xml:space="preserve">2.2 </w:t>
-        </w:r>
-        <w:r>
-          <w:rPr>
-            <w:rStyle w:val="aff9"/>
-            <w:rFonts w:ascii="Arial" w:eastAsia="黑体" w:hAnsi="Arial" w:cs="Arial"/>
-            <w:noProof/>
-          </w:rPr>
-          <w:t>平台主系统数据流</w:t>
-        </w:r>
-        <w:r>
-          <w:rPr>
-            <w:rFonts w:hint="eastAsia"/>
-            <w:noProof/>
-            <w:webHidden/>
-          </w:rPr>
-          <w:tab/>
-        </w:r>
-        <w:r>
-          <w:rPr>
-            <w:rFonts w:hint="eastAsia"/>
-            <w:noProof/>
-            <w:webHidden/>
-          </w:rPr>
-          <w:fldChar w:fldCharType="begin"/>
-        </w:r>
-        <w:r>
-          <w:rPr>
-            <w:rFonts w:hint="eastAsia"/>
-            <w:noProof/>
-            <w:webHidden/>
-          </w:rPr>
-          <w:instrText xml:space="preserve"> </w:instrText>
-        </w:r>
-        <w:r>
-          <w:rPr>
-            <w:noProof/>
-            <w:webHidden/>
-          </w:rPr>
-          <w:instrText>PAGEREF _Toc238569212 \h</w:instrText>
-        </w:r>
-        <w:r>
-          <w:rPr>
-            <w:rFonts w:hint="eastAsia"/>
-            <w:noProof/>
-            <w:webHidden/>
-          </w:rPr>
-          <w:instrText xml:space="preserve"> </w:instrText>
-        </w:r>
-        <w:r>
-          <w:rPr>
-            <w:rFonts w:hint="eastAsia"/>
-            <w:noProof/>
-            <w:webHidden/>
-          </w:rPr>
-        </w:r>
-        <w:r>
-          <w:rPr>
-            <w:rFonts w:hint="eastAsia"/>
-            <w:noProof/>
-            <w:webHidden/>
-          </w:rPr>
-          <w:fldChar w:fldCharType="separate"/>
-        </w:r>
-        <w:r>
-          <w:rPr>
-            <w:noProof/>
-            <w:webHidden/>
-          </w:rPr>
-          <w:t>6</w:t>
-        </w:r>
-        <w:r>
-          <w:rPr>
-            <w:rFonts w:hint="eastAsia"/>
-            <w:noProof/>
-            <w:webHidden/>
-          </w:rPr>
-          <w:fldChar w:fldCharType="end"/>
-        </w:r>
-      </w:hyperlink>
+      <w:r>
+        <w:t>2.2 平台主系统数据流（含萤石至网页全链路）</w:t>
+        <w:tab/>
+        <w:t>6</w:t>
+      </w:r>
     </w:p>
+    <w:p>
+      <w:pPr>
+        <w:pStyle w:val="TOC2"/>
+      </w:pPr>
+      <w:r>
+        <w:t>2.2.1 萤石设备、平台认证与双路视频路径</w:t>
+        <w:tab/>
+        <w:t>6</w:t>
+      </w:r>
+    </w:p>
+    <w:p>
+      <w:pPr>
+        <w:pStyle w:val="TOC2"/>
+      </w:pPr>
+      <w:r>
+        <w:t>2.2.2 后端采样、模型推理与风险融合</w:t>
+        <w:tab/>
+        <w:t>6</w:t>
+      </w:r>
+    </w:p>
+    <w:p>
+      <w:pPr>
+        <w:pStyle w:val="TOC2"/>
+      </w:pPr>
+      <w:r>
+        <w:t>2.2.3 存储、接口推送与网页呈现</w:t>
+        <w:tab/>
+        <w:t>6</w:t>
+      </w:r>
+    </w:p>
+    <w:p>
+      <w:pPr>
+        <w:pStyle w:val="af7"/>
+      </w:pPr>
+      <w:r>
+        <w:t>图 2-3  摄像头至网页展示的端到端数据链路</w:t>
+      </w:r>
+    </w:p>
+    <w:tbl>
+      <w:tblPr>
+        <w:tblStyle w:val="aff1"/>
+        <w:tblW w:type="auto" w:w="0"/>
+        <w:tblLook w:firstColumn="1" w:firstRow="1" w:lastColumn="0" w:lastRow="0" w:noHBand="0" w:noVBand="1" w:val="04A0"/>
+      </w:tblPr>
+      <w:tblGrid>
+        <w:gridCol w:w="9026"/>
+      </w:tblGrid>
+      <w:tr>
+        <w:tc>
+          <w:tcPr>
+            <w:tcW w:type="dxa" w:w="9026"/>
+          </w:tcPr>
+          <w:p>
+            <w:r>
+              <w:t>流程图占位：萤石摄像头 → 萤石云平台 → 开放平台认证/设备发现 → RTMP/RTSP 分析流 → FastAPI → VideoCapture → YOLO26n-Pose/YOLO26n → 姿态与环境风险处理 → 个体基线/偏离检测 → 工程风险融合 → SQLite + WebSocket → React/ECharts 网页看板；旁路：EZUIKit 原始播放、PANNs 可选音频、通知服务确认与电话兜底。</w:t>
+            </w:r>
+          </w:p>
+        </w:tc>
+      </w:tr>
+    </w:tbl>
     <w:p>
       <w:pPr>
         <w:pStyle w:val="TOC2"/>
@@ -3948,7 +3926,7 @@
         </w:rPr>
       </w:pPr>
       <w:r>
-        <w:t>最新验证观测：更新日志记录全量后端测试 262 passed，前端生产构建和 git diff --check 通过；真实视频 30 帧烟测中 Pose 30/30 帧识别到人体，环境推理 10 次，缓存年龄小于 1 秒且无模型异常，主循环最大耗时约 2.64 秒。现场萤石 RTMP 单人客厅运行 30 分钟，用户记录无中断；开始监控后自动连接视频流、投放网页画面并启动后台分析，停止监控后停止读取与分析、释放视频资源并将状态收敛为 is_running=false。新增开发者本地视频工具已完成暂存、确认启动、替换监控源和临时文件清理的代码级验证。上述结果证明软件链路和资源接入可运行，不构成准确率或临床有效性结论。</w:t>
+        <w:t>最新验证观测：更新日志记录全量后端测试 262 passed，前端生产构建和 git diff --check 通过；真实视频 30 帧烟测中 Pose 30/30 帧识别到人体，环境推理 10 次，缓存年龄小于 1 秒且无模型异常，主循环最大耗时约 2.64 秒。现场萤石 RTMP 单人客厅运行 30 分钟，用户记录无中断；开始监控后自动连接视频流、投放网页画面并启动后台分析，停止监控后停止读取与分析、释放视频资源并将状态收敛为 is_running=false。新增开发者本地视频工具已完成暂存、确认启动、替换监控源和临时文件清理的代码级验证。上述结果证明软件链路和资源接入可运行，不构成准确率或临床有效性结论。 现场风险 provider 分项计数见文末附表。</w:t>
       </w:r>
     </w:p>
     <w:p>
@@ -5194,6 +5172,366 @@
     </w:p>
     <w:p>
       <w:pPr>
+        <w:pStyle w:val="3"/>
+      </w:pPr>
+      <w:r>
+        <w:t>2.2.1 萤石设备、平台认证与双路视频路径</w:t>
+      </w:r>
+    </w:p>
+    <w:p>
+      <w:pPr/>
+      <w:r>
+        <w:t>现场摄像头为萤石 CS-C6c(4WF,4mm)，安装在客厅、距地约 75 cm 的桌面。摄像头采集 1280×720、原始 15 fps 的视频并上传至萤石云平台。后端通过 src/ezviz/client.py 封装萤石开放平台 HTTP API：使用 appKey/appSecret 获取并缓存 AccessToken，查询设备列表和通道状态，再调用直播地址接口取得 RTMP/RTSP 分析地址。对外接口不返回完整设备序列号，而是以脱敏、稳定的 device_id 标识设备。</w:t>
+      </w:r>
+    </w:p>
+    <w:p>
+      <w:pPr/>
+      <w:r>
+        <w:t>前端设备选择调用 GET /api/v1/ezviz/devices，开始监控调用 POST /api/v1/ezviz/monitor/start。后端完成设备校验、授权和分析地址获取后，返回 EZUIKit 所需的 accessToken 与 ezopen:// 播放地址，同时把 RTMP/RTSP 地址交给 FallRiskMonitor。这里存在两条并行路径：EZUIKit/ezuikit-js 负责网页原始画面播放；后端通过 OpenCV/FFmpeg 独立拉取分析流执行算法。播放器不会把视频帧直接传给后端。</w:t>
+      </w:r>
+    </w:p>
+    <w:p>
+      <w:pPr>
+        <w:pStyle w:val="3"/>
+      </w:pPr>
+      <w:r>
+        <w:t>2.2.2 后端采样、模型推理与风险融合</w:t>
+      </w:r>
+    </w:p>
+    <w:p>
+      <w:pPr/>
+      <w:r>
+        <w:t>VideoCapture 使用 OpenCV 的 VideoCapture 打开 RTMP/RTSP，并为网络流设置有限缓冲和读取失败重连。系统从原始 15 fps 按 configs/base.yaml 采样为 10 fps，每个 VideoFrame 带有图像、相对监控时间戳和帧序号。FallRiskMonitor 在线程中逐帧串联 YOLO26n-Pose、环境检测、帧质量过滤、特征计算、个人基线、偏离检测、风险 provider 和工程融合。原始视频帧作为实时处理输入，不默认写入 SQLite。</w:t>
+      </w:r>
+    </w:p>
+    <w:p>
+      <w:pPr/>
+      <w:r>
+        <w:t>YOLO26n-Pose 是本地姿态推理模型，一次返回人体候选框、关键点和质量状态；多人候选通过 IoU、面积和置信度规则稳定选择主人物。YOLO26n 是本地环境目标检测模型，每 3 个处理帧更新一次，结果缓存有效期为 1 秒；缓存过期、人物缺失或 provider 不可用时保留 UNKNOWN 和原因码。FrameFilter 只允许关键点存在且通过质量检查的帧进入步态特征窗口。</w:t>
+      </w:r>
+    </w:p>
+    <w:p>
+      <w:pPr/>
+      <w:r>
+        <w:t>系统计算行走节拍、步幅相对幅度、躯干稳定性和活动密度；基线未就绪时积累个人样本，默认至少 100 个有效样本，基线就绪后执行短期马氏距离和长期趋势分析。人体、照明、障碍物、轨迹和交互 provider 分别输出工程风险指数与 LOW/MEDIUM/HIGH/UNKNOWN 状态，再由 EngineeringRiskFusion 统一输出 0–100 工程风险分和 low/attention/warning/critical 等级。环境型升级连续确认 3 次、降级连续确认 5 次，同类高危提醒冷却 60 秒。</w:t>
+      </w:r>
+    </w:p>
+    <w:p>
+      <w:pPr>
+        <w:pStyle w:val="3"/>
+      </w:pPr>
+      <w:r>
+        <w:t>2.2.3 存储、接口推送与网页呈现</w:t>
+      </w:r>
+    </w:p>
+    <w:p>
+      <w:pPr/>
+      <w:r>
+        <w:t>风险时间序列和告警分别写入 SQLite 的 risk_records、alert_events；通知编排写入 notifications、notification_deliveries，保存通知 ID、渠道状态、确认状态和电话兜底状态。GET /api/v1/risk/current 提供 person、motion、environment、risk_extensions、fusion 及兼容字段；risk/history、alerts、stats 提供历史、告警和统计查询。</w:t>
+      </w:r>
+    </w:p>
+    <w:p>
+      <w:pPr/>
+      <w:r>
+        <w:t>后端通过 /ws/video 推送叠加人体框、骨架、环境框和轨迹的 JPEG 二进制帧，通过 /ws/alerts 推送 risk_update、告警、通知 ID、风险分数和原因码。React 前端同时建立两个视频通道和告警通道，定时查询 REST 接口，并使用 ECharts 绘制风险仪表盘、趋势曲线和风险分项统计；页面展示综合风险、人体/环境/交互分项、危险物贡献、缓存状态、告警列表和原始萤石画面。</w:t>
+      </w:r>
+    </w:p>
+    <w:p>
+      <w:pPr/>
+      <w:r>
+        <w:t>模型边界：当前“后台模型调用”指本地 YOLO26n-Pose、YOLO26n 及可选 PANNs Cnn14 推理，不存在独立云端大语言模型 API。PANNs 仅从 RTSP/RTMP 音轨或麦克风识别人声呼救、撞击声等辅助事件，不能替代视觉主链，也不能把模型分数表述为校准概率。</w:t>
+      </w:r>
+    </w:p>
+    <w:p>
+      <w:pPr>
+        <w:pStyle w:val="3"/>
+      </w:pPr>
+      <w:r>
+        <w:t>2.2.4 启动、运行、告警与停止时序</w:t>
+      </w:r>
+    </w:p>
+    <w:p>
+      <w:pPr/>
+      <w:r>
+        <w:t>系统运行时的控制面和数据面按以下顺序协同：</w:t>
+      </w:r>
+    </w:p>
+    <w:tbl>
+      <w:tblPr>
+        <w:tblStyle w:val="aff1"/>
+        <w:tblW w:type="auto" w:w="0"/>
+        <w:tblLook w:firstColumn="1" w:firstRow="1" w:lastColumn="0" w:lastRow="0" w:noHBand="0" w:noVBand="1" w:val="04A0"/>
+      </w:tblPr>
+      <w:tblGrid>
+        <w:gridCol w:w="3009"/>
+        <w:gridCol w:w="3009"/>
+        <w:gridCol w:w="3009"/>
+      </w:tblGrid>
+      <w:tr>
+        <w:tc>
+          <w:tcPr>
+            <w:tcW w:type="dxa" w:w="3009"/>
+          </w:tcPr>
+          <w:p>
+            <w:r>
+              <w:t>步骤</w:t>
+            </w:r>
+          </w:p>
+        </w:tc>
+        <w:tc>
+          <w:tcPr>
+            <w:tcW w:type="dxa" w:w="3009"/>
+          </w:tcPr>
+          <w:p>
+            <w:r>
+              <w:t>触发/组件</w:t>
+            </w:r>
+          </w:p>
+        </w:tc>
+        <w:tc>
+          <w:tcPr>
+            <w:tcW w:type="dxa" w:w="3009"/>
+          </w:tcPr>
+          <w:p>
+            <w:r>
+              <w:t>处理动作与输出</w:t>
+            </w:r>
+          </w:p>
+        </w:tc>
+      </w:tr>
+      <w:tr>
+        <w:tc>
+          <w:tcPr>
+            <w:tcW w:type="dxa" w:w="3009"/>
+          </w:tcPr>
+          <w:p>
+            <w:r>
+              <w:t>1</w:t>
+            </w:r>
+          </w:p>
+        </w:tc>
+        <w:tc>
+          <w:tcPr>
+            <w:tcW w:type="dxa" w:w="3009"/>
+          </w:tcPr>
+          <w:p>
+            <w:r>
+              <w:t>用户点击开始监控</w:t>
+            </w:r>
+          </w:p>
+        </w:tc>
+        <w:tc>
+          <w:tcPr>
+            <w:tcW w:type="dxa" w:w="3009"/>
+          </w:tcPr>
+          <w:p>
+            <w:r>
+              <w:t>React 校验设备状态并请求 /api/v1/ezviz/monitor/start。</w:t>
+            </w:r>
+          </w:p>
+        </w:tc>
+      </w:tr>
+      <w:tr>
+        <w:tc>
+          <w:tcPr>
+            <w:tcW w:type="dxa" w:w="3009"/>
+          </w:tcPr>
+          <w:p>
+            <w:r>
+              <w:t>2</w:t>
+            </w:r>
+          </w:p>
+        </w:tc>
+        <w:tc>
+          <w:tcPr>
+            <w:tcW w:type="dxa" w:w="3009"/>
+          </w:tcPr>
+          <w:p>
+            <w:r>
+              <w:t>FastAPI 与 EzvizClient</w:t>
+            </w:r>
+          </w:p>
+        </w:tc>
+        <w:tc>
+          <w:tcPr>
+            <w:tcW w:type="dxa" w:w="3009"/>
+          </w:tcPr>
+          <w:p>
+            <w:r>
+              <w:t>获取/复用 AccessToken，查询设备和通道，取得 RTMP/RTSP 分析地址与 EZUIKit 播放配置。</w:t>
+            </w:r>
+          </w:p>
+        </w:tc>
+      </w:tr>
+      <w:tr>
+        <w:tc>
+          <w:tcPr>
+            <w:tcW w:type="dxa" w:w="3009"/>
+          </w:tcPr>
+          <w:p>
+            <w:r>
+              <w:t>3</w:t>
+            </w:r>
+          </w:p>
+        </w:tc>
+        <w:tc>
+          <w:tcPr>
+            <w:tcW w:type="dxa" w:w="3009"/>
+          </w:tcPr>
+          <w:p>
+            <w:r>
+              <w:t>FallRiskMonitor</w:t>
+            </w:r>
+          </w:p>
+        </w:tc>
+        <w:tc>
+          <w:tcPr>
+            <w:tcW w:type="dxa" w:w="3009"/>
+          </w:tcPr>
+          <w:p>
+            <w:r>
+              <w:t>启动视频分析线程，VideoCapture 打开网络流；前端建立 /ws/video、/ws/video/raw 和 /ws/alerts。</w:t>
+            </w:r>
+          </w:p>
+        </w:tc>
+      </w:tr>
+      <w:tr>
+        <w:tc>
+          <w:tcPr>
+            <w:tcW w:type="dxa" w:w="3009"/>
+          </w:tcPr>
+          <w:p>
+            <w:r>
+              <w:t>4</w:t>
+            </w:r>
+          </w:p>
+        </w:tc>
+        <w:tc>
+          <w:tcPr>
+            <w:tcW w:type="dxa" w:w="3009"/>
+          </w:tcPr>
+          <w:p>
+            <w:r>
+              <w:t>实时处理循环</w:t>
+            </w:r>
+          </w:p>
+        </w:tc>
+        <w:tc>
+          <w:tcPr>
+            <w:tcW w:type="dxa" w:w="3009"/>
+          </w:tcPr>
+          <w:p>
+            <w:r>
+              <w:t>按 10 fps 采样；执行 Pose、环境检测、FrameFilter、特征、基线、偏离、provider 和工程融合。</w:t>
+            </w:r>
+          </w:p>
+        </w:tc>
+      </w:tr>
+      <w:tr>
+        <w:tc>
+          <w:tcPr>
+            <w:tcW w:type="dxa" w:w="3009"/>
+          </w:tcPr>
+          <w:p>
+            <w:r>
+              <w:t>5</w:t>
+            </w:r>
+          </w:p>
+        </w:tc>
+        <w:tc>
+          <w:tcPr>
+            <w:tcW w:type="dxa" w:w="3009"/>
+          </w:tcPr>
+          <w:p>
+            <w:r>
+              <w:t>存储与推送</w:t>
+            </w:r>
+          </w:p>
+        </w:tc>
+        <w:tc>
+          <w:tcPr>
+            <w:tcW w:type="dxa" w:w="3009"/>
+          </w:tcPr>
+          <w:p>
+            <w:r>
+              <w:t>风险/告警写入 SQLite，叠加画面推送 JPEG，风险变化推送 risk_update；critical 进入确认与 30 秒电话兜底状态机。</w:t>
+            </w:r>
+          </w:p>
+        </w:tc>
+      </w:tr>
+      <w:tr>
+        <w:tc>
+          <w:tcPr>
+            <w:tcW w:type="dxa" w:w="3009"/>
+          </w:tcPr>
+          <w:p>
+            <w:r>
+              <w:t>6</w:t>
+            </w:r>
+          </w:p>
+        </w:tc>
+        <w:tc>
+          <w:tcPr>
+            <w:tcW w:type="dxa" w:w="3009"/>
+          </w:tcPr>
+          <w:p>
+            <w:r>
+              <w:t>用户点击停止监控</w:t>
+            </w:r>
+          </w:p>
+        </w:tc>
+        <w:tc>
+          <w:tcPr>
+            <w:tcW w:type="dxa" w:w="3009"/>
+          </w:tcPr>
+          <w:p>
+            <w:r>
+              <w:t>请求 /api/v1/stream/stop；后端设置停止标志，等待线程退出，关闭采集资源、清理临时视频并将 is_running 置为 false。</w:t>
+            </w:r>
+          </w:p>
+        </w:tc>
+      </w:tr>
+      <w:tr>
+        <w:tc>
+          <w:tcPr>
+            <w:tcW w:type="dxa" w:w="3009"/>
+          </w:tcPr>
+          <w:p>
+            <w:r>
+              <w:t>7</w:t>
+            </w:r>
+          </w:p>
+        </w:tc>
+        <w:tc>
+          <w:tcPr>
+            <w:tcW w:type="dxa" w:w="3009"/>
+          </w:tcPr>
+          <w:p>
+            <w:r>
+              <w:t>React 页面收敛</w:t>
+            </w:r>
+          </w:p>
+        </w:tc>
+        <w:tc>
+          <w:tcPr>
+            <w:tcW w:type="dxa" w:w="3009"/>
+          </w:tcPr>
+          <w:p>
+            <w:r>
+              <w:t>清除播放器状态和临时视频状态，恢复未启动界面；历史风险和告警仍可通过 REST 查询。</w:t>
+            </w:r>
+          </w:p>
+        </w:tc>
+      </w:tr>
+    </w:tbl>
+    <w:p>
+      <w:pPr/>
+      <w:r>
+        <w:t>全链路证据边界：萤石平台 API、EZUIKit 播放 SDK、OpenCV/FFmpeg 拉流、FastAPI、WebSocket 和 SQLite 属于不同层次，不能合并表述为“SDK 直接把视频交给后端”。当前链路已证明软件接入、处理、存储和展示能够协同运行；0–100 分是工程风险指数，通用 YOLO26 权重不是项目最终风险模型，通知状态不代表第三方 APP、短信或电话已经真实外发。</w:t>
+      </w:r>
+    </w:p>
+    <w:p>
+      <w:pPr>
         <w:pStyle w:val="2"/>
       </w:pPr>
       <w:bookmarkStart w:id="10" w:name="_Toc238569213"/>
@@ -19421,6 +19759,284 @@
         </w:rPr>
       </w:pPr>
     </w:p>
+    <w:p>
+      <w:pPr>
+        <w:pStyle w:val="1"/>
+      </w:pPr>
+      <w:r>
+        <w:t>现场风险与告警分项统计</w:t>
+      </w:r>
+    </w:p>
+    <w:p>
+      <w:r>
+        <w:t>以下为本次现场连续运行记录的风险 provider 状态计数。计数按各 provider 独立统计，不同分项的有效观测数可能不同，且同一时刻可同时出现多个分项状态；因此不等同于总告警数、准确率、误报率或跌倒概率。LOW/MEDIUM/HIGH 为 provider 工程状态，综合告警仍由统一融合策略决定。</w:t>
+      </w:r>
+    </w:p>
+    <w:tbl>
+      <w:tblPr>
+        <w:tblStyle w:val="aff1"/>
+        <w:tblW w:type="auto" w:w="0"/>
+        <w:tblLook w:firstColumn="1" w:firstRow="1" w:lastColumn="0" w:lastRow="0" w:noHBand="0" w:noVBand="1" w:val="04A0"/>
+      </w:tblPr>
+      <w:tblGrid>
+        <w:gridCol w:w="2256"/>
+        <w:gridCol w:w="2256"/>
+        <w:gridCol w:w="2256"/>
+        <w:gridCol w:w="2256"/>
+      </w:tblGrid>
+      <w:tr>
+        <w:tc>
+          <w:tcPr>
+            <w:tcW w:type="dxa" w:w="2256"/>
+          </w:tcPr>
+          <w:p>
+            <w:r>
+              <w:t>分项 provider</w:t>
+            </w:r>
+          </w:p>
+        </w:tc>
+        <w:tc>
+          <w:tcPr>
+            <w:tcW w:type="dxa" w:w="2256"/>
+          </w:tcPr>
+          <w:p>
+            <w:r>
+              <w:t>LOW</w:t>
+            </w:r>
+          </w:p>
+        </w:tc>
+        <w:tc>
+          <w:tcPr>
+            <w:tcW w:type="dxa" w:w="2256"/>
+          </w:tcPr>
+          <w:p>
+            <w:r>
+              <w:t>MEDIUM</w:t>
+            </w:r>
+          </w:p>
+        </w:tc>
+        <w:tc>
+          <w:tcPr>
+            <w:tcW w:type="dxa" w:w="2256"/>
+          </w:tcPr>
+          <w:p>
+            <w:r>
+              <w:t>HIGH</w:t>
+            </w:r>
+          </w:p>
+        </w:tc>
+      </w:tr>
+      <w:tr>
+        <w:tc>
+          <w:tcPr>
+            <w:tcW w:type="dxa" w:w="2256"/>
+          </w:tcPr>
+          <w:p>
+            <w:r>
+              <w:t>人体</w:t>
+            </w:r>
+          </w:p>
+        </w:tc>
+        <w:tc>
+          <w:tcPr>
+            <w:tcW w:type="dxa" w:w="2256"/>
+          </w:tcPr>
+          <w:p>
+            <w:r>
+              <w:t>6,300</w:t>
+            </w:r>
+          </w:p>
+        </w:tc>
+        <w:tc>
+          <w:tcPr>
+            <w:tcW w:type="dxa" w:w="2256"/>
+          </w:tcPr>
+          <w:p>
+            <w:r>
+              <w:t>0</w:t>
+            </w:r>
+          </w:p>
+        </w:tc>
+        <w:tc>
+          <w:tcPr>
+            <w:tcW w:type="dxa" w:w="2256"/>
+          </w:tcPr>
+          <w:p>
+            <w:r>
+              <w:t>150</w:t>
+            </w:r>
+          </w:p>
+        </w:tc>
+      </w:tr>
+      <w:tr>
+        <w:tc>
+          <w:tcPr>
+            <w:tcW w:type="dxa" w:w="2256"/>
+          </w:tcPr>
+          <w:p>
+            <w:r>
+              <w:t>照明</w:t>
+            </w:r>
+          </w:p>
+        </w:tc>
+        <w:tc>
+          <w:tcPr>
+            <w:tcW w:type="dxa" w:w="2256"/>
+          </w:tcPr>
+          <w:p>
+            <w:r>
+              <w:t>6,450</w:t>
+            </w:r>
+          </w:p>
+        </w:tc>
+        <w:tc>
+          <w:tcPr>
+            <w:tcW w:type="dxa" w:w="2256"/>
+          </w:tcPr>
+          <w:p>
+            <w:r>
+              <w:t>0</w:t>
+            </w:r>
+          </w:p>
+        </w:tc>
+        <w:tc>
+          <w:tcPr>
+            <w:tcW w:type="dxa" w:w="2256"/>
+          </w:tcPr>
+          <w:p>
+            <w:r>
+              <w:t>0</w:t>
+            </w:r>
+          </w:p>
+        </w:tc>
+      </w:tr>
+      <w:tr>
+        <w:tc>
+          <w:tcPr>
+            <w:tcW w:type="dxa" w:w="2256"/>
+          </w:tcPr>
+          <w:p>
+            <w:r>
+              <w:t>障碍物</w:t>
+            </w:r>
+          </w:p>
+        </w:tc>
+        <w:tc>
+          <w:tcPr>
+            <w:tcW w:type="dxa" w:w="2256"/>
+          </w:tcPr>
+          <w:p>
+            <w:r>
+              <w:t>4,350</w:t>
+            </w:r>
+          </w:p>
+        </w:tc>
+        <w:tc>
+          <w:tcPr>
+            <w:tcW w:type="dxa" w:w="2256"/>
+          </w:tcPr>
+          <w:p>
+            <w:r>
+              <w:t>2,100</w:t>
+            </w:r>
+          </w:p>
+        </w:tc>
+        <w:tc>
+          <w:tcPr>
+            <w:tcW w:type="dxa" w:w="2256"/>
+          </w:tcPr>
+          <w:p>
+            <w:r>
+              <w:t>0</w:t>
+            </w:r>
+          </w:p>
+        </w:tc>
+      </w:tr>
+      <w:tr>
+        <w:tc>
+          <w:tcPr>
+            <w:tcW w:type="dxa" w:w="2256"/>
+          </w:tcPr>
+          <w:p>
+            <w:r>
+              <w:t>轨迹</w:t>
+            </w:r>
+          </w:p>
+        </w:tc>
+        <w:tc>
+          <w:tcPr>
+            <w:tcW w:type="dxa" w:w="2256"/>
+          </w:tcPr>
+          <w:p>
+            <w:r>
+              <w:t>1,350</w:t>
+            </w:r>
+          </w:p>
+        </w:tc>
+        <w:tc>
+          <w:tcPr>
+            <w:tcW w:type="dxa" w:w="2256"/>
+          </w:tcPr>
+          <w:p>
+            <w:r>
+              <w:t>4,800</w:t>
+            </w:r>
+          </w:p>
+        </w:tc>
+        <w:tc>
+          <w:tcPr>
+            <w:tcW w:type="dxa" w:w="2256"/>
+          </w:tcPr>
+          <w:p>
+            <w:r>
+              <w:t>0</w:t>
+            </w:r>
+          </w:p>
+        </w:tc>
+      </w:tr>
+      <w:tr>
+        <w:tc>
+          <w:tcPr>
+            <w:tcW w:type="dxa" w:w="2256"/>
+          </w:tcPr>
+          <w:p>
+            <w:r>
+              <w:t>交互</w:t>
+            </w:r>
+          </w:p>
+        </w:tc>
+        <w:tc>
+          <w:tcPr>
+            <w:tcW w:type="dxa" w:w="2256"/>
+          </w:tcPr>
+          <w:p>
+            <w:r>
+              <w:t>3,150</w:t>
+            </w:r>
+          </w:p>
+        </w:tc>
+        <w:tc>
+          <w:tcPr>
+            <w:tcW w:type="dxa" w:w="2256"/>
+          </w:tcPr>
+          <w:p>
+            <w:r>
+              <w:t>1,350</w:t>
+            </w:r>
+          </w:p>
+        </w:tc>
+        <w:tc>
+          <w:tcPr>
+            <w:tcW w:type="dxa" w:w="2256"/>
+          </w:tcPr>
+          <w:p>
+            <w:r>
+              <w:t>1,650</w:t>
+            </w:r>
+          </w:p>
+        </w:tc>
+      </w:tr>
+    </w:tbl>
     <w:sectPr>
       <w:headerReference w:type="default" r:id="rId10"/>
       <w:footerReference w:type="default" r:id="rId11"/>
